--- a/docs/EXPLICATION_MATCHING_DONNEES_MANQUANTES.docx
+++ b/docs/EXPLICATION_MATCHING_DONNEES_MANQUANTES.docx
@@ -3,9 +3,11 @@
 <w:document xmlns:wpc="http://schemas.microsoft.com/office/word/2010/wordprocessingCanvas" xmlns:mo="http://schemas.microsoft.com/office/mac/office/2008/main" xmlns:mc="http://schemas.openxmlformats.org/markup-compatibility/2006" xmlns:mv="urn:schemas-microsoft-com:mac:vml" xmlns:o="urn:schemas-microsoft-com:office:office" xmlns:r="http://schemas.openxmlformats.org/officeDocument/2006/relationships" xmlns:m="http://schemas.openxmlformats.org/officeDocument/2006/math" xmlns:v="urn:schemas-microsoft-com:vml" xmlns:wp14="http://schemas.microsoft.com/office/word/2010/wordprocessingDrawing" xmlns:wp="http://schemas.openxmlformats.org/drawingml/2006/wordprocessingDrawing" xmlns:w10="urn:schemas-microsoft-com:office:word" xmlns:w="http://schemas.openxmlformats.org/wordprocessingml/2006/main" xmlns:w14="http://schemas.microsoft.com/office/word/2010/wordml" xmlns:wpg="http://schemas.microsoft.com/office/word/2010/wordprocessingGroup" xmlns:wpi="http://schemas.microsoft.com/office/word/2010/wordprocessingInk" xmlns:wne="http://schemas.microsoft.com/office/word/2006/wordml" xmlns:wps="http://schemas.microsoft.com/office/word/2010/wordprocessingShape" mc:Ignorable="w14 wp14">
   <w:body>
     <w:p>
-      <w:pPr>
-        <w:pStyle w:val="Title"/>
-      </w:pPr>
+      <w:r>
+        <w:t>Révision documentaire du 21 septembre 2026. Source maintenue : EXPLICATION_MATCHING_DONNEES_MANQUANTES.md. Les preuves datées et les réserves conservent leur portée ; ce document ne constitue pas une recette de production.</w:t>
+      </w:r>
+    </w:p>
+    <w:p>
       <w:r>
         <w:t>InfiMatch — Pourquoi une annonce incomplète peut être proposée</w:t>
       </w:r>
@@ -16,9 +18,6 @@
       </w:r>
     </w:p>
     <w:p>
-      <w:pPr>
-        <w:pStyle w:val="Heading1"/>
-      </w:pPr>
       <w:r>
         <w:t>LE PROBLÈME</w:t>
       </w:r>
@@ -29,9 +28,6 @@
       </w:r>
     </w:p>
     <w:p>
-      <w:pPr>
-        <w:pStyle w:val="Heading1"/>
-      </w:pPr>
       <w:r>
         <w:t>LA SOLUTION MISE EN PLACE DANS LE BACKEND</w:t>
       </w:r>
@@ -87,9 +83,6 @@
       </w:r>
     </w:p>
     <w:p>
-      <w:pPr>
-        <w:pStyle w:val="Heading1"/>
-      </w:pPr>
       <w:r>
         <w:t>EXEMPLE FICTIF</w:t>
       </w:r>
@@ -115,9 +108,6 @@
       </w:r>
     </w:p>
     <w:p>
-      <w:pPr>
-        <w:pStyle w:val="Heading1"/>
-      </w:pPr>
       <w:r>
         <w:t>RECHERCHE</w:t>
       </w:r>
@@ -138,9 +128,6 @@
       </w:r>
     </w:p>
     <w:p>
-      <w:pPr>
-        <w:pStyle w:val="Heading1"/>
-      </w:pPr>
       <w:r>
         <w:t>GARANTIES</w:t>
       </w:r>
@@ -161,9 +148,6 @@
       </w:r>
     </w:p>
     <w:p>
-      <w:pPr>
-        <w:pStyle w:val="Heading1"/>
-      </w:pPr>
       <w:r>
         <w:t>ÉTAT DE LIVRAISON</w:t>
       </w:r>
@@ -179,6 +163,8 @@
       </w:r>
     </w:p>
     <w:sectPr>
+      <w:headerReference w:type="default" r:id="rId9"/>
+      <w:footerReference w:type="default" r:id="rId10"/>
       <w:pgSz w:w="12240" w:h="15840"/>
       <w:pgMar w:top="1440" w:right="1800" w:bottom="1440" w:left="1800" w:header="720" w:footer="720" w:gutter="0"/>
       <w:cols w:space="720"/>
@@ -186,6 +172,32 @@
     </w:sectPr>
   </w:body>
 </w:document>
+</file>
+
+<file path=word/footer1.xml><?xml version="1.0" encoding="utf-8"?>
+<w:ftr xmlns:m="http://schemas.openxmlformats.org/officeDocument/2006/math" xmlns:mc="http://schemas.openxmlformats.org/markup-compatibility/2006" xmlns:mo="http://schemas.microsoft.com/office/mac/office/2008/main" xmlns:mv="urn:schemas-microsoft-com:mac:vml" xmlns:o="urn:schemas-microsoft-com:office:office" xmlns:r="http://schemas.openxmlformats.org/officeDocument/2006/relationships" xmlns:v="urn:schemas-microsoft-com:vml" xmlns:w10="urn:schemas-microsoft-com:office:word" xmlns:w14="http://schemas.microsoft.com/office/word/2010/wordml" xmlns:w="http://schemas.openxmlformats.org/wordprocessingml/2006/main" xmlns:wne="http://schemas.microsoft.com/office/word/2006/wordml" xmlns:wp14="http://schemas.microsoft.com/office/word/2010/wordprocessingDrawing" xmlns:wp="http://schemas.openxmlformats.org/drawingml/2006/wordprocessingDrawing" xmlns:wpc="http://schemas.microsoft.com/office/word/2010/wordprocessingCanvas" xmlns:wpg="http://schemas.microsoft.com/office/word/2010/wordprocessingGroup" xmlns:wpi="http://schemas.microsoft.com/office/word/2010/wordprocessingInk" xmlns:wps="http://schemas.microsoft.com/office/word/2010/wordprocessingShape" mc:Ignorable="w14 wp14">
+  <w:p>
+    <w:pPr>
+      <w:pStyle w:val="Footer"/>
+    </w:pPr>
+    <w:r>
+      <w:t>Projet étudiant | Référence courante : fichier Markdown du dépôt</w:t>
+    </w:r>
+  </w:p>
+</w:ftr>
+</file>
+
+<file path=word/header1.xml><?xml version="1.0" encoding="utf-8"?>
+<w:hdr xmlns:m="http://schemas.openxmlformats.org/officeDocument/2006/math" xmlns:mc="http://schemas.openxmlformats.org/markup-compatibility/2006" xmlns:mo="http://schemas.microsoft.com/office/mac/office/2008/main" xmlns:mv="urn:schemas-microsoft-com:mac:vml" xmlns:o="urn:schemas-microsoft-com:office:office" xmlns:r="http://schemas.openxmlformats.org/officeDocument/2006/relationships" xmlns:v="urn:schemas-microsoft-com:vml" xmlns:w10="urn:schemas-microsoft-com:office:word" xmlns:w14="http://schemas.microsoft.com/office/word/2010/wordml" xmlns:w="http://schemas.openxmlformats.org/wordprocessingml/2006/main" xmlns:wne="http://schemas.microsoft.com/office/word/2006/wordml" xmlns:wp14="http://schemas.microsoft.com/office/word/2010/wordprocessingDrawing" xmlns:wp="http://schemas.openxmlformats.org/drawingml/2006/wordprocessingDrawing" xmlns:wpc="http://schemas.microsoft.com/office/word/2010/wordprocessingCanvas" xmlns:wpg="http://schemas.microsoft.com/office/word/2010/wordprocessingGroup" xmlns:wpi="http://schemas.microsoft.com/office/word/2010/wordprocessingInk" xmlns:wps="http://schemas.microsoft.com/office/word/2010/wordprocessingShape" mc:Ignorable="w14 wp14">
+  <w:p>
+    <w:pPr>
+      <w:pStyle w:val="Header"/>
+    </w:pPr>
+    <w:r>
+      <w:t>InfiMatch | Documentation du projet</w:t>
+    </w:r>
+  </w:p>
+</w:hdr>
 </file>
 
 <file path=word/numbering.xml><?xml version="1.0" encoding="utf-8"?>
@@ -551,6 +563,10 @@
     <w:name w:val="Normal"/>
     <w:qFormat/>
     <w:rsid w:val="00FC693F"/>
+    <w:rPr>
+      <w:rFonts w:ascii="Calibri" w:hAnsi="Calibri"/>
+      <w:sz w:val="22"/>
+    </w:rPr>
   </w:style>
   <w:style w:type="paragraph" w:styleId="Header">
     <w:name w:val="header"/>

--- a/docs/EXPLICATION_MATCHING_DONNEES_MANQUANTES.docx
+++ b/docs/EXPLICATION_MATCHING_DONNEES_MANQUANTES.docx
@@ -4,7 +4,7 @@
   <w:body>
     <w:p>
       <w:r>
-        <w:t>Révision documentaire du 21 septembre 2026. Source maintenue : EXPLICATION_MATCHING_DONNEES_MANQUANTES.md. Les preuves datées et les réserves conservent leur portée ; ce document ne constitue pas une recette de production.</w:t>
+        <w:t>Révision documentaire du 24 septembre 2026. État de livraison : docs/ETAT_COURANT.md. Source maintenue : EXPLICATION_MATCHING_DONNEES_MANQUANTES.md. Les preuves datées et les réserves conservent leur portée ; ce document ne constitue pas une recette de production.</w:t>
       </w:r>
     </w:p>
     <w:p>
